--- a/Arquitectura de Sistemas Computacionales/Kit docente/Clase 4/Quiz Clase 4 - CLAVE DOCENTE.docx
+++ b/Arquitectura de Sistemas Computacionales/Kit docente/Clase 4/Quiz Clase 4 - CLAVE DOCENTE.docx
@@ -123,7 +123,7 @@
           <w:color w:val="2B2B2B"/>
           <w:sz w:val="22"/>
         </w:rPr>
-        <w:t>Respuesta: Protocolo/contrato, no solo «usa».</w:t>
+        <w:t>Respuesta: Protocolo Y formato («HTTPS/JSON», «TCP/SQL»), no solo «usa». Una flecha muda no cuenta.</w:t>
       </w:r>
     </w:p>
     <w:p>
@@ -139,6 +139,52 @@
           <w:sz w:val="24"/>
         </w:rPr>
         <w:t>Pregunta 3</w:t>
+      </w:r>
+    </w:p>
+    <w:p>
+      <w:pPr>
+        <w:spacing w:after="120" w:before="0"/>
+        <w:jc w:val="left"/>
+      </w:pPr>
+      <w:r>
+        <w:rPr>
+          <w:rFonts w:ascii="Calibri" w:hAnsi="Calibri" w:eastAsia="Calibri"/>
+          <w:b w:val="0"/>
+          <w:color w:val="2B2B2B"/>
+          <w:sz w:val="22"/>
+        </w:rPr>
+        <w:t>¿Cómo se marca una base de datos en un C4 Container en Mermaid?</w:t>
+      </w:r>
+    </w:p>
+    <w:p>
+      <w:pPr>
+        <w:spacing w:after="120" w:before="0"/>
+        <w:jc w:val="left"/>
+        <w:shd w:val="clear" w:fill="E8F4FA"/>
+      </w:pPr>
+      <w:r>
+        <w:rPr>
+          <w:rFonts w:ascii="Calibri" w:hAnsi="Calibri" w:eastAsia="Calibri"/>
+          <w:b w:val="0"/>
+          <w:color w:val="2B2B2B"/>
+          <w:sz w:val="22"/>
+        </w:rPr>
+        <w:t>Respuesta: Con «ContainerDb(...)», no con «Container(...)»: es un almacén, no un servicio.</w:t>
+      </w:r>
+    </w:p>
+    <w:p>
+      <w:pPr>
+        <w:spacing w:after="120" w:before="240"/>
+        <w:jc w:val="left"/>
+      </w:pPr>
+      <w:r>
+        <w:rPr>
+          <w:rFonts w:ascii="Calibri" w:hAnsi="Calibri" w:eastAsia="Calibri"/>
+          <w:b/>
+          <w:color w:val="095292"/>
+          <w:sz w:val="24"/>
+        </w:rPr>
+        <w:t>Pregunta 4</w:t>
       </w:r>
     </w:p>
     <w:p>
@@ -169,7 +215,7 @@
           <w:color w:val="2B2B2B"/>
           <w:sz w:val="22"/>
         </w:rPr>
-        <w:t>Respuesta: Latencia, particiones, inconsistencia, reintentos…</w:t>
+        <w:t>Respuesta: Debe nombrar una caja, un salto de red o un dato escrito en dos pasos. «Es más complejo» no cuenta.</w:t>
       </w:r>
     </w:p>
     <w:sectPr>
